--- a/test-cases/testcases.docx
+++ b/test-cases/testcases.docx
@@ -35,9 +35,9 @@
         <w:tblLook w:val="04A0" w:firstRow="1" w:lastRow="0" w:firstColumn="1" w:lastColumn="0" w:noHBand="0" w:noVBand="1"/>
       </w:tblPr>
       <w:tblGrid>
-        <w:gridCol w:w="2880"/>
-        <w:gridCol w:w="2880"/>
-        <w:gridCol w:w="2880"/>
+        <w:gridCol w:w="2876"/>
+        <w:gridCol w:w="2877"/>
+        <w:gridCol w:w="2877"/>
       </w:tblGrid>
       <w:tr>
         <w:tc>
@@ -184,13 +184,13 @@
         <w:tblLook w:val="04A0" w:firstRow="1" w:lastRow="0" w:firstColumn="1" w:lastColumn="0" w:noHBand="0" w:noVBand="1"/>
       </w:tblPr>
       <w:tblGrid>
-        <w:gridCol w:w="1234"/>
-        <w:gridCol w:w="1234"/>
-        <w:gridCol w:w="1234"/>
-        <w:gridCol w:w="1234"/>
-        <w:gridCol w:w="1234"/>
-        <w:gridCol w:w="1234"/>
-        <w:gridCol w:w="1234"/>
+        <w:gridCol w:w="1232"/>
+        <w:gridCol w:w="1233"/>
+        <w:gridCol w:w="1233"/>
+        <w:gridCol w:w="1233"/>
+        <w:gridCol w:w="1233"/>
+        <w:gridCol w:w="1233"/>
+        <w:gridCol w:w="1233"/>
       </w:tblGrid>
       <w:tr>
         <w:tc>
@@ -569,13 +569,13 @@
         <w:tblLook w:val="04A0" w:firstRow="1" w:lastRow="0" w:firstColumn="1" w:lastColumn="0" w:noHBand="0" w:noVBand="1"/>
       </w:tblPr>
       <w:tblGrid>
-        <w:gridCol w:w="1234"/>
-        <w:gridCol w:w="1234"/>
-        <w:gridCol w:w="1234"/>
-        <w:gridCol w:w="1234"/>
-        <w:gridCol w:w="1234"/>
-        <w:gridCol w:w="1234"/>
-        <w:gridCol w:w="1234"/>
+        <w:gridCol w:w="1232"/>
+        <w:gridCol w:w="1233"/>
+        <w:gridCol w:w="1233"/>
+        <w:gridCol w:w="1233"/>
+        <w:gridCol w:w="1233"/>
+        <w:gridCol w:w="1233"/>
+        <w:gridCol w:w="1233"/>
       </w:tblGrid>
       <w:tr>
         <w:tc>
@@ -954,13 +954,13 @@
         <w:tblLook w:val="04A0" w:firstRow="1" w:lastRow="0" w:firstColumn="1" w:lastColumn="0" w:noHBand="0" w:noVBand="1"/>
       </w:tblPr>
       <w:tblGrid>
-        <w:gridCol w:w="1234"/>
-        <w:gridCol w:w="1234"/>
-        <w:gridCol w:w="1234"/>
-        <w:gridCol w:w="1234"/>
-        <w:gridCol w:w="1234"/>
-        <w:gridCol w:w="1234"/>
-        <w:gridCol w:w="1234"/>
+        <w:gridCol w:w="1232"/>
+        <w:gridCol w:w="1233"/>
+        <w:gridCol w:w="1233"/>
+        <w:gridCol w:w="1233"/>
+        <w:gridCol w:w="1233"/>
+        <w:gridCol w:w="1233"/>
+        <w:gridCol w:w="1233"/>
       </w:tblGrid>
       <w:tr>
         <w:tc>
@@ -1339,10 +1339,10 @@
         <w:tblLook w:val="04A0" w:firstRow="1" w:lastRow="0" w:firstColumn="1" w:lastColumn="0" w:noHBand="0" w:noVBand="1"/>
       </w:tblPr>
       <w:tblGrid>
-        <w:gridCol w:w="2160"/>
-        <w:gridCol w:w="2160"/>
-        <w:gridCol w:w="2160"/>
-        <w:gridCol w:w="2160"/>
+        <w:gridCol w:w="2159"/>
+        <w:gridCol w:w="2157"/>
+        <w:gridCol w:w="2157"/>
+        <w:gridCol w:w="2157"/>
       </w:tblGrid>
       <w:tr>
         <w:tc>
@@ -1530,7 +1530,14 @@
     </w:p>
     <w:p>
       <w:r>
-        <w:t>Goal: Show how SJF/SRTF perform efficiently for short jobs.</w:t>
+        <w:rPr>
+          <w:b/>
+          <w:bCs/>
+        </w:rPr>
+        <w:t>Goal:</w:t>
+      </w:r>
+      <w:r>
+        <w:t xml:space="preserve"> Show how SRTF improves performance for short jobs by reducing waiting and response time through preemption.</w:t>
       </w:r>
     </w:p>
     <w:p>
@@ -1545,9 +1552,9 @@
         <w:tblLook w:val="04A0" w:firstRow="1" w:lastRow="0" w:firstColumn="1" w:lastColumn="0" w:noHBand="0" w:noVBand="1"/>
       </w:tblPr>
       <w:tblGrid>
-        <w:gridCol w:w="2880"/>
-        <w:gridCol w:w="2880"/>
-        <w:gridCol w:w="2880"/>
+        <w:gridCol w:w="2876"/>
+        <w:gridCol w:w="2877"/>
+        <w:gridCol w:w="2877"/>
       </w:tblGrid>
       <w:tr>
         <w:tc>
@@ -1693,13 +1700,13 @@
         <w:tblLook w:val="04A0" w:firstRow="1" w:lastRow="0" w:firstColumn="1" w:lastColumn="0" w:noHBand="0" w:noVBand="1"/>
       </w:tblPr>
       <w:tblGrid>
-        <w:gridCol w:w="1234"/>
-        <w:gridCol w:w="1234"/>
-        <w:gridCol w:w="1234"/>
-        <w:gridCol w:w="1234"/>
-        <w:gridCol w:w="1234"/>
-        <w:gridCol w:w="1234"/>
-        <w:gridCol w:w="1234"/>
+        <w:gridCol w:w="1232"/>
+        <w:gridCol w:w="1233"/>
+        <w:gridCol w:w="1233"/>
+        <w:gridCol w:w="1233"/>
+        <w:gridCol w:w="1233"/>
+        <w:gridCol w:w="1233"/>
+        <w:gridCol w:w="1233"/>
       </w:tblGrid>
       <w:tr>
         <w:tc>
@@ -2078,13 +2085,13 @@
         <w:tblLook w:val="04A0" w:firstRow="1" w:lastRow="0" w:firstColumn="1" w:lastColumn="0" w:noHBand="0" w:noVBand="1"/>
       </w:tblPr>
       <w:tblGrid>
-        <w:gridCol w:w="1234"/>
-        <w:gridCol w:w="1234"/>
-        <w:gridCol w:w="1234"/>
-        <w:gridCol w:w="1234"/>
-        <w:gridCol w:w="1234"/>
-        <w:gridCol w:w="1234"/>
-        <w:gridCol w:w="1234"/>
+        <w:gridCol w:w="1232"/>
+        <w:gridCol w:w="1233"/>
+        <w:gridCol w:w="1233"/>
+        <w:gridCol w:w="1233"/>
+        <w:gridCol w:w="1233"/>
+        <w:gridCol w:w="1233"/>
+        <w:gridCol w:w="1233"/>
       </w:tblGrid>
       <w:tr>
         <w:tc>
@@ -2463,13 +2470,13 @@
         <w:tblLook w:val="04A0" w:firstRow="1" w:lastRow="0" w:firstColumn="1" w:lastColumn="0" w:noHBand="0" w:noVBand="1"/>
       </w:tblPr>
       <w:tblGrid>
-        <w:gridCol w:w="1234"/>
-        <w:gridCol w:w="1234"/>
-        <w:gridCol w:w="1234"/>
-        <w:gridCol w:w="1234"/>
-        <w:gridCol w:w="1234"/>
-        <w:gridCol w:w="1234"/>
-        <w:gridCol w:w="1234"/>
+        <w:gridCol w:w="1232"/>
+        <w:gridCol w:w="1233"/>
+        <w:gridCol w:w="1233"/>
+        <w:gridCol w:w="1233"/>
+        <w:gridCol w:w="1233"/>
+        <w:gridCol w:w="1233"/>
+        <w:gridCol w:w="1233"/>
       </w:tblGrid>
       <w:tr>
         <w:tc>
@@ -2848,10 +2855,10 @@
         <w:tblLook w:val="04A0" w:firstRow="1" w:lastRow="0" w:firstColumn="1" w:lastColumn="0" w:noHBand="0" w:noVBand="1"/>
       </w:tblPr>
       <w:tblGrid>
-        <w:gridCol w:w="2160"/>
-        <w:gridCol w:w="2160"/>
-        <w:gridCol w:w="2160"/>
-        <w:gridCol w:w="2160"/>
+        <w:gridCol w:w="2159"/>
+        <w:gridCol w:w="2157"/>
+        <w:gridCol w:w="2157"/>
+        <w:gridCol w:w="2157"/>
       </w:tblGrid>
       <w:tr>
         <w:tc>
@@ -3033,6 +3040,7 @@
         <w:pStyle w:val="Heading2"/>
       </w:pPr>
       <w:r>
+        <w:lastRenderedPageBreak/>
         <w:t>Scenario C — Long Job Sensitivity</w:t>
       </w:r>
     </w:p>
@@ -3053,9 +3061,9 @@
         <w:tblLook w:val="04A0" w:firstRow="1" w:lastRow="0" w:firstColumn="1" w:lastColumn="0" w:noHBand="0" w:noVBand="1"/>
       </w:tblPr>
       <w:tblGrid>
-        <w:gridCol w:w="2880"/>
-        <w:gridCol w:w="2880"/>
-        <w:gridCol w:w="2880"/>
+        <w:gridCol w:w="2876"/>
+        <w:gridCol w:w="2877"/>
+        <w:gridCol w:w="2877"/>
       </w:tblGrid>
       <w:tr>
         <w:tc>
@@ -3064,7 +3072,6 @@
           </w:tcPr>
           <w:p>
             <w:r>
-              <w:lastRenderedPageBreak/>
               <w:t>PID</w:t>
             </w:r>
           </w:p>
@@ -3203,13 +3210,13 @@
         <w:tblLook w:val="04A0" w:firstRow="1" w:lastRow="0" w:firstColumn="1" w:lastColumn="0" w:noHBand="0" w:noVBand="1"/>
       </w:tblPr>
       <w:tblGrid>
-        <w:gridCol w:w="1234"/>
-        <w:gridCol w:w="1234"/>
-        <w:gridCol w:w="1234"/>
-        <w:gridCol w:w="1234"/>
-        <w:gridCol w:w="1234"/>
-        <w:gridCol w:w="1234"/>
-        <w:gridCol w:w="1234"/>
+        <w:gridCol w:w="1232"/>
+        <w:gridCol w:w="1233"/>
+        <w:gridCol w:w="1233"/>
+        <w:gridCol w:w="1233"/>
+        <w:gridCol w:w="1233"/>
+        <w:gridCol w:w="1233"/>
+        <w:gridCol w:w="1233"/>
       </w:tblGrid>
       <w:tr>
         <w:tc>
@@ -3588,13 +3595,13 @@
         <w:tblLook w:val="04A0" w:firstRow="1" w:lastRow="0" w:firstColumn="1" w:lastColumn="0" w:noHBand="0" w:noVBand="1"/>
       </w:tblPr>
       <w:tblGrid>
-        <w:gridCol w:w="1234"/>
-        <w:gridCol w:w="1234"/>
-        <w:gridCol w:w="1234"/>
-        <w:gridCol w:w="1234"/>
-        <w:gridCol w:w="1234"/>
-        <w:gridCol w:w="1234"/>
-        <w:gridCol w:w="1234"/>
+        <w:gridCol w:w="1232"/>
+        <w:gridCol w:w="1233"/>
+        <w:gridCol w:w="1233"/>
+        <w:gridCol w:w="1233"/>
+        <w:gridCol w:w="1233"/>
+        <w:gridCol w:w="1233"/>
+        <w:gridCol w:w="1233"/>
       </w:tblGrid>
       <w:tr>
         <w:tc>
@@ -3973,13 +3980,13 @@
         <w:tblLook w:val="04A0" w:firstRow="1" w:lastRow="0" w:firstColumn="1" w:lastColumn="0" w:noHBand="0" w:noVBand="1"/>
       </w:tblPr>
       <w:tblGrid>
-        <w:gridCol w:w="1234"/>
-        <w:gridCol w:w="1234"/>
-        <w:gridCol w:w="1234"/>
-        <w:gridCol w:w="1234"/>
-        <w:gridCol w:w="1234"/>
-        <w:gridCol w:w="1234"/>
-        <w:gridCol w:w="1234"/>
+        <w:gridCol w:w="1232"/>
+        <w:gridCol w:w="1233"/>
+        <w:gridCol w:w="1233"/>
+        <w:gridCol w:w="1233"/>
+        <w:gridCol w:w="1233"/>
+        <w:gridCol w:w="1233"/>
+        <w:gridCol w:w="1233"/>
       </w:tblGrid>
       <w:tr>
         <w:tc>
@@ -4358,10 +4365,10 @@
         <w:tblLook w:val="04A0" w:firstRow="1" w:lastRow="0" w:firstColumn="1" w:lastColumn="0" w:noHBand="0" w:noVBand="1"/>
       </w:tblPr>
       <w:tblGrid>
-        <w:gridCol w:w="2160"/>
-        <w:gridCol w:w="2160"/>
-        <w:gridCol w:w="2160"/>
-        <w:gridCol w:w="2160"/>
+        <w:gridCol w:w="2159"/>
+        <w:gridCol w:w="2157"/>
+        <w:gridCol w:w="2157"/>
+        <w:gridCol w:w="2157"/>
       </w:tblGrid>
       <w:tr>
         <w:tc>
@@ -4553,6 +4560,7 @@
     </w:p>
     <w:p>
       <w:r>
+        <w:lastRenderedPageBreak/>
         <w:t>Input — Time Quantum (RR) = 2</w:t>
       </w:r>
     </w:p>
@@ -4564,9 +4572,9 @@
         <w:tblLook w:val="04A0" w:firstRow="1" w:lastRow="0" w:firstColumn="1" w:lastColumn="0" w:noHBand="0" w:noVBand="1"/>
       </w:tblPr>
       <w:tblGrid>
-        <w:gridCol w:w="2880"/>
-        <w:gridCol w:w="2880"/>
-        <w:gridCol w:w="2880"/>
+        <w:gridCol w:w="2876"/>
+        <w:gridCol w:w="2877"/>
+        <w:gridCol w:w="2877"/>
       </w:tblGrid>
       <w:tr>
         <w:tc>
@@ -4607,7 +4615,6 @@
           </w:tcPr>
           <w:p>
             <w:r>
-              <w:lastRenderedPageBreak/>
               <w:t>P1</w:t>
             </w:r>
           </w:p>
@@ -4714,13 +4721,13 @@
         <w:tblLook w:val="04A0" w:firstRow="1" w:lastRow="0" w:firstColumn="1" w:lastColumn="0" w:noHBand="0" w:noVBand="1"/>
       </w:tblPr>
       <w:tblGrid>
-        <w:gridCol w:w="1234"/>
-        <w:gridCol w:w="1234"/>
-        <w:gridCol w:w="1234"/>
-        <w:gridCol w:w="1234"/>
-        <w:gridCol w:w="1234"/>
-        <w:gridCol w:w="1234"/>
-        <w:gridCol w:w="1234"/>
+        <w:gridCol w:w="1232"/>
+        <w:gridCol w:w="1233"/>
+        <w:gridCol w:w="1233"/>
+        <w:gridCol w:w="1233"/>
+        <w:gridCol w:w="1233"/>
+        <w:gridCol w:w="1233"/>
+        <w:gridCol w:w="1233"/>
       </w:tblGrid>
       <w:tr>
         <w:tc>
@@ -5099,13 +5106,13 @@
         <w:tblLook w:val="04A0" w:firstRow="1" w:lastRow="0" w:firstColumn="1" w:lastColumn="0" w:noHBand="0" w:noVBand="1"/>
       </w:tblPr>
       <w:tblGrid>
-        <w:gridCol w:w="1234"/>
-        <w:gridCol w:w="1234"/>
-        <w:gridCol w:w="1234"/>
-        <w:gridCol w:w="1234"/>
-        <w:gridCol w:w="1234"/>
-        <w:gridCol w:w="1234"/>
-        <w:gridCol w:w="1234"/>
+        <w:gridCol w:w="1232"/>
+        <w:gridCol w:w="1233"/>
+        <w:gridCol w:w="1233"/>
+        <w:gridCol w:w="1233"/>
+        <w:gridCol w:w="1233"/>
+        <w:gridCol w:w="1233"/>
+        <w:gridCol w:w="1233"/>
       </w:tblGrid>
       <w:tr>
         <w:tc>
@@ -5484,13 +5491,13 @@
         <w:tblLook w:val="04A0" w:firstRow="1" w:lastRow="0" w:firstColumn="1" w:lastColumn="0" w:noHBand="0" w:noVBand="1"/>
       </w:tblPr>
       <w:tblGrid>
-        <w:gridCol w:w="1234"/>
-        <w:gridCol w:w="1234"/>
-        <w:gridCol w:w="1234"/>
-        <w:gridCol w:w="1234"/>
-        <w:gridCol w:w="1234"/>
-        <w:gridCol w:w="1234"/>
-        <w:gridCol w:w="1234"/>
+        <w:gridCol w:w="1232"/>
+        <w:gridCol w:w="1233"/>
+        <w:gridCol w:w="1233"/>
+        <w:gridCol w:w="1233"/>
+        <w:gridCol w:w="1233"/>
+        <w:gridCol w:w="1233"/>
+        <w:gridCol w:w="1233"/>
       </w:tblGrid>
       <w:tr>
         <w:tc>
@@ -5869,10 +5876,10 @@
         <w:tblLook w:val="04A0" w:firstRow="1" w:lastRow="0" w:firstColumn="1" w:lastColumn="0" w:noHBand="0" w:noVBand="1"/>
       </w:tblPr>
       <w:tblGrid>
-        <w:gridCol w:w="2160"/>
-        <w:gridCol w:w="2160"/>
-        <w:gridCol w:w="2160"/>
-        <w:gridCol w:w="2160"/>
+        <w:gridCol w:w="2159"/>
+        <w:gridCol w:w="2157"/>
+        <w:gridCol w:w="2157"/>
+        <w:gridCol w:w="2157"/>
       </w:tblGrid>
       <w:tr>
         <w:tc>
@@ -6064,8 +6071,8 @@
         <w:tblLook w:val="04A0" w:firstRow="1" w:lastRow="0" w:firstColumn="1" w:lastColumn="0" w:noHBand="0" w:noVBand="1"/>
       </w:tblPr>
       <w:tblGrid>
-        <w:gridCol w:w="4320"/>
-        <w:gridCol w:w="4320"/>
+        <w:gridCol w:w="4315"/>
+        <w:gridCol w:w="4315"/>
       </w:tblGrid>
       <w:tr>
         <w:tc>
@@ -6140,6 +6147,7 @@
           </w:tcPr>
           <w:p>
             <w:r>
+              <w:lastRenderedPageBreak/>
               <w:t>Duplicate PID</w:t>
             </w:r>
           </w:p>
@@ -7000,7 +7008,6 @@
   <w:style w:type="character" w:default="1" w:styleId="DefaultParagraphFont">
     <w:name w:val="Default Paragraph Font"/>
     <w:uiPriority w:val="1"/>
-    <w:semiHidden/>
     <w:unhideWhenUsed/>
   </w:style>
   <w:style w:type="table" w:default="1" w:styleId="TableNormal">
